--- a/ru/wisdom-stories/what-changed-after-sixty.docx
+++ b/ru/wisdom-stories/what-changed-after-sixty.docx
@@ -28,7 +28,7 @@
           <w:color w:val="000000"/>
           <w:sz w:val="22"/>
         </w:rPr>
-        <w:t>Я спросила одну из своих подруг, которой за шестьдесят, и которая приближается к 70, какие изменения она заметила в себе. Она ответила:</w:t>
+        <w:t>Я спросил одного из своих друзей, которому за 60, и который приближается к 70, какие изменения он заметил в себе. Он ответил так:</w:t>
       </w:r>
     </w:p>
     <w:p>
@@ -42,7 +42,7 @@
           <w:color w:val="000000"/>
           <w:sz w:val="22"/>
         </w:rPr>
-        <w:t>Я перестала говорить пожилым людям: «Вы мне эту историю рассказали». В конце концов, эти разговоры помогают им оживить хорошие воспоминания и заново пережить те прекрасные моменты.</w:t>
+        <w:t>Я перестал говорить пожилым людям: «Вы мне эту историю рассказали». Ведь эти разговоры помогают им оживить хорошие воспоминания и заново пережить те прекрасные моменты.</w:t>
       </w:r>
     </w:p>
     <w:p>
@@ -56,7 +56,7 @@
           <w:color w:val="000000"/>
           <w:sz w:val="22"/>
         </w:rPr>
-        <w:t>Я научилась не поправлять людей, даже когда они совершают ошибки. В конце концов, моя задача не в том, чтобы сделать всех идеальными. Быть здесь и сейчас важнее совершенства.</w:t>
+        <w:t>Я научился не поправлять людей, даже когда они совершают ошибки. Ведь моя задача не в том, чтобы сделать всех идеальными. Душевный покой важнее совершенства.</w:t>
       </w:r>
     </w:p>
     <w:p>
@@ -70,7 +70,7 @@
           <w:color w:val="000000"/>
           <w:sz w:val="22"/>
         </w:rPr>
-        <w:t>Я часто делаю комплименты. В конце концов, это приятно не только человеку передо мной, но и моей собственной душе.</w:t>
+        <w:t>Я часто делаю комплименты. Ведь это радует не только того, к кому я обращаюсь, но и мою собственную душу.</w:t>
       </w:r>
     </w:p>
     <w:p>
@@ -84,7 +84,7 @@
           <w:color w:val="000000"/>
           <w:sz w:val="22"/>
         </w:rPr>
-        <w:t>Я научилась не беспокоиться о складке или пятне на одежде. В конечном счете, ценность человека исходит изнутри, а не из его внешности.</w:t>
+        <w:t>Я научился не беспокоиться о складке или пятне на одежде. Ведь ценность человека исходит изнутри, а не из его внешности.</w:t>
       </w:r>
     </w:p>
     <w:p>
@@ -98,7 +98,7 @@
           <w:color w:val="000000"/>
           <w:sz w:val="22"/>
         </w:rPr>
-        <w:t>Я научилась держаться подальше от людей, которые мне чужды. В конце концов, они не способны устанавливать и поддерживать хорошие отношения; и я это тоже поняла.</w:t>
+        <w:t>Я научился держаться подальше от людей, которые мне чужды. Ведь они не способны устанавливать и поддерживать хорошие отношения; и я это тоже понял.</w:t>
       </w:r>
     </w:p>
     <w:p>
@@ -112,7 +112,7 @@
           <w:color w:val="000000"/>
           <w:sz w:val="22"/>
         </w:rPr>
-        <w:t>Я научилась не стыдиться своих чувств. В конце концов, именно мои чувства делают меня человеком.</w:t>
+        <w:t>Я научился не стыдиться своих чувств. Ведь именно мои чувства делают меня человеком.</w:t>
       </w:r>
     </w:p>
     <w:p>
@@ -126,7 +126,7 @@
           <w:color w:val="000000"/>
           <w:sz w:val="22"/>
         </w:rPr>
-        <w:t>Я понял, что лучше отбросить своё эго, чем разрушать отношения. В конце концов, эго ведёт меня к одиночеству, а отношения помогают мне не быть одиноким.</w:t>
+        <w:t>Я понял, что лучше отбросить своё эго, чем разрушать отношения. Ведь эго ведёт меня к одиночеству, а отношения помогают мне не быть одиноким.</w:t>
       </w:r>
     </w:p>
     <w:p>
@@ -140,7 +140,7 @@
           <w:color w:val="000000"/>
           <w:sz w:val="22"/>
         </w:rPr>
-        <w:t>Я научился делать то, что может сделать меня счастливым. В конце концов, я сам отвечаю за своё счастье.</w:t>
+        <w:t>Я научился делать то, что может сделать меня счастливым. Ведь я сам отвечаю за своё счастье.</w:t>
       </w:r>
     </w:p>
     <w:p>
@@ -154,7 +154,7 @@
           <w:color w:val="000000"/>
           <w:sz w:val="22"/>
         </w:rPr>
-        <w:t>Я научился не помогать, не будучи об этом попрошенным. В конце концов, человек, нуждающийся в помощи, может не хотеть, чтобы эта помощь исходила от меня.</w:t>
+        <w:t>Я научился не помогать, не будучи об этом попрошенным. Ведь человек, нуждающийся в помощи, может не хотеть, чтобы эта помощь исходила от меня.</w:t>
       </w:r>
     </w:p>
     <w:p>
@@ -168,7 +168,7 @@
           <w:color w:val="000000"/>
           <w:sz w:val="22"/>
         </w:rPr>
-        <w:t>Я научился не жаловаться на своё здоровье, соседей, родственников, пенсию! В конце концов, несмотря на все трудности, я должен быть благодарен, что жив и что мои близкие рядом со мной.</w:t>
+        <w:t>Я научился не жаловаться на своё здоровье, соседей, родственников, пенсию! Ведь несмотря на все трудности, я должен быть благодарен, что жив и что мои близкие рядом со мной.</w:t>
       </w:r>
     </w:p>
     <w:p>
@@ -182,7 +182,7 @@
           <w:color w:val="000000"/>
           <w:sz w:val="22"/>
         </w:rPr>
-        <w:t>Я перестал говорить молодым людям фразы вроде «когда я был в твоём возрасте…» и никогда не использую выражения вроде «я отдал тебе свои лучшие годы…». В конце концов, у каждого времени свои правила, и неправильно применять критерии прошлого к настоящему.</w:t>
+        <w:t>Я перестал говорить молодым людям фразы вроде «когда я был в твоём возрасте…» и никогда не использую выражения вроде «я отдал тебе свои лучшие годы…». Ведь, у каждого времени свои правила, и неправильно применять критерии прошлого к настоящему.</w:t>
       </w:r>
     </w:p>
     <w:p>
@@ -196,7 +196,7 @@
           <w:color w:val="000000"/>
           <w:sz w:val="22"/>
         </w:rPr>
-        <w:t>Я стал уделять больше внимания своей жене, не забывая, что когда-то она была молодой, сильной и полной радости — даже несмотря на то, что сейчас она морщинистая, беспомощная и печальная старуха. В конце концов, возможно, она единственный человек, который действительно нуждается во мне сейчас.</w:t>
+        <w:t>Я стал уделять больше внимания своей жене, не забывая, что когда-то она была молодой, сильной и полной радости — даже несмотря на то, что сейчас она морщинистая, беспомощная и печальная старуха. Ведь возможно, она единственный человек, который действительно нуждается во мне сейчас.</w:t>
       </w:r>
     </w:p>
     <w:p>
@@ -210,7 +210,7 @@
           <w:color w:val="000000"/>
           <w:sz w:val="22"/>
         </w:rPr>
-        <w:t>Я перестал винить себя во всем. В конце концов, я сделал все, что мог в жизни, для себя и для своих детей.</w:t>
+        <w:t>Я перестал винить себя во всем. Ведь я сделал все, что мог в жизни, для себя и для своих детей.</w:t>
       </w:r>
     </w:p>
     <w:p>
@@ -224,7 +224,7 @@
           <w:color w:val="000000"/>
           <w:sz w:val="22"/>
         </w:rPr>
-        <w:t>И наконец: я научился просить у Господа силы изменить то, что я могу, терпения изменить то, что я не могу, и мудрости, чтобы различать эти два понятия. В конце концов, как человек, я не способен на все.</w:t>
+        <w:t>И наконец: я научился просить у Господа силы изменить то, что я могу, терпения изменить то, что я не могу, и мудрости, чтобы различать эти два понятия. Ведь как человек, я не способен на все.</w:t>
       </w:r>
     </w:p>
     <w:p>
@@ -252,7 +252,7 @@
           <w:color w:val="9A7417"/>
           <w:sz w:val="22"/>
         </w:rPr>
-        <w:t xml:space="preserve">Мораль: </w:t>
+        <w:t>Мораль: Возраст учит человека величайшей мудрости: мир лучше совершенства, а понимание лучше правоты.</w:t>
       </w:r>
       <w:r>
         <w:rPr>
@@ -262,7 +262,6 @@
           <w:color w:val="3F3826"/>
           <w:sz w:val="22"/>
         </w:rPr>
-        <w:t>Возраст учит человека величайшей мудрости: мир лучше совершенства, а понимание лучше правоты.</w:t>
       </w:r>
     </w:p>
     <w:p>
